--- a/discharged_secrets_ijcip/output/Submission_Checklist_CompSec.docx
+++ b/discharged_secrets_ijcip/output/Submission_Checklist_CompSec.docx
@@ -869,7 +869,7 @@
                 <w:rFonts w:ascii="Arial" w:hAnsi="Arial"/>
                 <w:sz w:val="16"/>
               </w:rPr>
-              <w:t>Word count (body incl. title/abstract): 2278</w:t>
+              <w:t>Word count (body incl. title/abstract): 2302</w:t>
             </w:r>
           </w:p>
         </w:tc>

--- a/discharged_secrets_ijcip/output/Submission_Checklist_CompSec.docx
+++ b/discharged_secrets_ijcip/output/Submission_Checklist_CompSec.docx
@@ -869,7 +869,7 @@
                 <w:rFonts w:ascii="Arial" w:hAnsi="Arial"/>
                 <w:sz w:val="16"/>
               </w:rPr>
-              <w:t>Word count (body incl. title/abstract): 2302</w:t>
+              <w:t>Word count (body incl. title/abstract): 2331</w:t>
             </w:r>
           </w:p>
         </w:tc>
